--- a/实验二_软件架构设计与微服务拆分/D2-7_架构决策记录ADR集/0005-api-style-rest-vs-graphql.docx
+++ b/实验二_软件架构设计与微服务拆分/D2-7_架构决策记录ADR集/0005-api-style-rest-vs-graphql.docx
@@ -13,10 +13,13 @@
         <w:gridCol w:w="4873"/>
       </w:tblGrid>
       <w:tr>
+        <w:trPr>
+          <w:tblHeader w:val="true"/>
+        </w:trPr>
         <w:tc>
           <w:tcPr>
             <w:tcW w:type="dxa" w:w="1701"/>
-            <w:shd w:val="clear" w:color="auto" w:fill="EAF4EC"/>
+            <w:shd w:val="clear" w:color="auto" w:fill="EAF6EF"/>
             <w:tcBorders>
               <w:top w:val="single" w:sz="4" w:space="0" w:color="B8D8C2"/>
               <w:left w:val="single" w:sz="4" w:space="0" w:color="B8D8C2"/>
@@ -27,7 +30,7 @@
           </w:tcPr>
           <w:p>
             <w:pPr>
-              <w:spacing w:after="40"/>
+              <w:spacing w:after="20" w:line="259" w:lineRule="auto"/>
               <w:jc w:val="center"/>
             </w:pPr>
             <w:r>
@@ -44,7 +47,7 @@
         <w:tc>
           <w:tcPr>
             <w:tcW w:type="dxa" w:w="7370"/>
-            <w:shd w:val="clear" w:color="auto" w:fill="FFFFFF"/>
+            <w:shd w:val="clear" w:color="auto" w:fill="EAF6EF"/>
             <w:tcBorders>
               <w:top w:val="single" w:sz="4" w:space="0" w:color="D0D7D0"/>
               <w:left w:val="single" w:sz="4" w:space="0" w:color="D0D7D0"/>
@@ -55,7 +58,7 @@
           </w:tcPr>
           <w:p>
             <w:pPr>
-              <w:spacing w:after="40"/>
+              <w:spacing w:after="20" w:line="259" w:lineRule="auto"/>
             </w:pPr>
             <w:r>
               <w:rPr>
@@ -84,7 +87,7 @@
           </w:tcPr>
           <w:p>
             <w:pPr>
-              <w:spacing w:after="40"/>
+              <w:spacing w:after="20" w:line="259" w:lineRule="auto"/>
               <w:jc w:val="center"/>
             </w:pPr>
             <w:r>
@@ -112,7 +115,7 @@
           </w:tcPr>
           <w:p>
             <w:pPr>
-              <w:spacing w:after="40"/>
+              <w:spacing w:after="20" w:line="259" w:lineRule="auto"/>
             </w:pPr>
             <w:r>
               <w:rPr>
@@ -141,7 +144,7 @@
           </w:tcPr>
           <w:p>
             <w:pPr>
-              <w:spacing w:after="40"/>
+              <w:spacing w:after="20" w:line="259" w:lineRule="auto"/>
               <w:jc w:val="center"/>
             </w:pPr>
             <w:r>
@@ -169,7 +172,7 @@
           </w:tcPr>
           <w:p>
             <w:pPr>
-              <w:spacing w:after="40"/>
+              <w:spacing w:after="20" w:line="259" w:lineRule="auto"/>
             </w:pPr>
             <w:r>
               <w:rPr>
@@ -198,7 +201,7 @@
           </w:tcPr>
           <w:p>
             <w:pPr>
-              <w:spacing w:after="40"/>
+              <w:spacing w:after="20" w:line="259" w:lineRule="auto"/>
               <w:jc w:val="center"/>
             </w:pPr>
             <w:r>
@@ -225,7 +228,14 @@
             <w:vAlign w:val="center"/>
           </w:tcPr>
           <w:p>
+            <w:pPr>
+              <w:spacing w:line="259" w:lineRule="auto" w:after="20"/>
+            </w:pPr>
             <w:r>
+              <w:rPr>
+                <w:rFonts w:ascii="Microsoft YaHei" w:hAnsi="Microsoft YaHei" w:eastAsia="Microsoft YaHei"/>
+                <w:sz w:val="18"/>
+              </w:rPr>
               <w:t>戴正宇</w:t>
             </w:r>
           </w:p>
@@ -246,7 +256,7 @@
           </w:tcPr>
           <w:p>
             <w:pPr>
-              <w:spacing w:after="40"/>
+              <w:spacing w:after="20" w:line="259" w:lineRule="auto"/>
               <w:jc w:val="center"/>
             </w:pPr>
             <w:r>
@@ -273,243 +283,608 @@
             <w:vAlign w:val="center"/>
           </w:tcPr>
           <w:p>
+            <w:pPr>
+              <w:spacing w:line="259" w:lineRule="auto" w:after="20"/>
+            </w:pPr>
             <w:r>
+              <w:rPr>
+                <w:rFonts w:ascii="Microsoft YaHei" w:hAnsi="Microsoft YaHei" w:eastAsia="Microsoft YaHei"/>
+                <w:sz w:val="18"/>
+              </w:rPr>
               <w:t>2026-05-14</w:t>
             </w:r>
           </w:p>
         </w:tc>
       </w:tr>
     </w:tbl>
-    <w:p/>
     <w:p>
       <w:pPr>
-        <w:keepNext/>
-        <w:spacing w:before="280" w:after="120"/>
-        <w:pBdr>
-          <w:bottom w:val="single" w:sz="8" w:space="4" w:color="1A7A3D"/>
-        </w:pBdr>
+        <w:spacing w:line="269" w:lineRule="auto" w:after="60"/>
+      </w:pPr>
+    </w:p>
+    <w:p>
+      <w:pPr>
+        <w:spacing w:line="269" w:lineRule="auto" w:after="60"/>
       </w:pPr>
       <w:r>
         <w:rPr>
           <w:rFonts w:ascii="Microsoft YaHei" w:hAnsi="Microsoft YaHei" w:eastAsia="Microsoft YaHei"/>
-          <w:b/>
-          <w:color w:val="1A7A3D"/>
-          <w:sz w:val="36"/>
-        </w:rPr>
-        <w:t>内容大纲</w:t>
-      </w:r>
-    </w:p>
-    <w:p>
-      <w:pPr>
-        <w:spacing w:after="40" w:line="348" w:lineRule="auto"/>
-        <w:ind w:left="340"/>
-      </w:pPr>
-      <w:r>
-        <w:rPr>
-          <w:rFonts w:ascii="Microsoft YaHei" w:hAnsi="Microsoft YaHei" w:eastAsia="Microsoft YaHei"/>
-          <w:b/>
-          <w:color w:val="1A7A3D"/>
           <w:sz w:val="21"/>
         </w:rPr>
-        <w:t xml:space="preserve">• </w:t>
       </w:r>
       <w:r>
         <w:rPr>
           <w:rFonts w:ascii="Microsoft YaHei" w:hAnsi="Microsoft YaHei" w:eastAsia="Microsoft YaHei"/>
-          <w:b w:val="0"/>
-          <w:color w:val="2B2B2B"/>
           <w:sz w:val="21"/>
         </w:rPr>
-        <w:t>Status：Proposed / Accepted / Deprecated / Superseded</w:t>
-      </w:r>
-    </w:p>
-    <w:p>
-      <w:pPr>
-        <w:spacing w:after="40" w:line="348" w:lineRule="auto"/>
-        <w:ind w:left="340"/>
-      </w:pPr>
-      <w:r>
-        <w:rPr>
-          <w:rFonts w:ascii="Microsoft YaHei" w:hAnsi="Microsoft YaHei" w:eastAsia="Microsoft YaHei"/>
-          <w:b/>
-          <w:color w:val="1A7A3D"/>
-          <w:sz w:val="21"/>
-        </w:rPr>
-        <w:t xml:space="preserve">• </w:t>
-      </w:r>
-      <w:r>
-        <w:rPr>
-          <w:rFonts w:ascii="Microsoft YaHei" w:hAnsi="Microsoft YaHei" w:eastAsia="Microsoft YaHei"/>
-          <w:b w:val="0"/>
-          <w:color w:val="2B2B2B"/>
-          <w:sz w:val="21"/>
-        </w:rPr>
-        <w:t>Context：背景、问题陈述、约束</w:t>
-      </w:r>
-    </w:p>
-    <w:p>
-      <w:pPr>
-        <w:spacing w:after="40" w:line="348" w:lineRule="auto"/>
-        <w:ind w:left="340"/>
-      </w:pPr>
-      <w:r>
-        <w:rPr>
-          <w:rFonts w:ascii="Microsoft YaHei" w:hAnsi="Microsoft YaHei" w:eastAsia="Microsoft YaHei"/>
-          <w:b/>
-          <w:color w:val="1A7A3D"/>
-          <w:sz w:val="21"/>
-        </w:rPr>
-        <w:t xml:space="preserve">• </w:t>
-      </w:r>
-      <w:r>
-        <w:rPr>
-          <w:rFonts w:ascii="Microsoft YaHei" w:hAnsi="Microsoft YaHei" w:eastAsia="Microsoft YaHei"/>
-          <w:b w:val="0"/>
-          <w:color w:val="2B2B2B"/>
-          <w:sz w:val="21"/>
-        </w:rPr>
-        <w:t>Decision：决策内容（陈述句，结论先行）</w:t>
-      </w:r>
-    </w:p>
-    <w:p>
-      <w:pPr>
-        <w:spacing w:after="40" w:line="348" w:lineRule="auto"/>
-        <w:ind w:left="340"/>
-      </w:pPr>
-      <w:r>
-        <w:rPr>
-          <w:rFonts w:ascii="Microsoft YaHei" w:hAnsi="Microsoft YaHei" w:eastAsia="Microsoft YaHei"/>
-          <w:b/>
-          <w:color w:val="1A7A3D"/>
-          <w:sz w:val="21"/>
-        </w:rPr>
-        <w:t xml:space="preserve">• </w:t>
-      </w:r>
-      <w:r>
-        <w:rPr>
-          <w:rFonts w:ascii="Microsoft YaHei" w:hAnsi="Microsoft YaHei" w:eastAsia="Microsoft YaHei"/>
-          <w:b w:val="0"/>
-          <w:color w:val="2B2B2B"/>
-          <w:sz w:val="21"/>
-        </w:rPr>
-        <w:t>Consequences：正面影响 + 负面影响 + 中性影响</w:t>
-      </w:r>
-    </w:p>
-    <w:p>
-      <w:pPr>
-        <w:spacing w:after="40" w:line="348" w:lineRule="auto"/>
-        <w:ind w:left="340"/>
-      </w:pPr>
-      <w:r>
-        <w:rPr>
-          <w:rFonts w:ascii="Microsoft YaHei" w:hAnsi="Microsoft YaHei" w:eastAsia="Microsoft YaHei"/>
-          <w:b/>
-          <w:color w:val="1A7A3D"/>
-          <w:sz w:val="21"/>
-        </w:rPr>
-        <w:t xml:space="preserve">• </w:t>
-      </w:r>
-      <w:r>
-        <w:rPr>
-          <w:rFonts w:ascii="Microsoft YaHei" w:hAnsi="Microsoft YaHei" w:eastAsia="Microsoft YaHei"/>
-          <w:b w:val="0"/>
-          <w:color w:val="2B2B2B"/>
-          <w:sz w:val="21"/>
-        </w:rPr>
-        <w:t>Alternatives Considered：被放弃的替代方案及放弃理由</w:t>
-      </w:r>
-    </w:p>
-    <w:p>
-      <w:pPr>
-        <w:spacing w:after="40" w:line="348" w:lineRule="auto"/>
-        <w:ind w:left="340"/>
-      </w:pPr>
-      <w:r>
-        <w:rPr>
-          <w:rFonts w:ascii="Microsoft YaHei" w:hAnsi="Microsoft YaHei" w:eastAsia="Microsoft YaHei"/>
-          <w:b/>
-          <w:color w:val="1A7A3D"/>
-          <w:sz w:val="21"/>
-        </w:rPr>
-        <w:t xml:space="preserve">• </w:t>
-      </w:r>
-      <w:r>
-        <w:rPr>
-          <w:rFonts w:ascii="Microsoft YaHei" w:hAnsi="Microsoft YaHei" w:eastAsia="Microsoft YaHei"/>
-          <w:b w:val="0"/>
-          <w:color w:val="2B2B2B"/>
-          <w:sz w:val="21"/>
-        </w:rPr>
-        <w:t>References：参考资料、相关 ADR</w:t>
+        <w:t>ADR 正文</w:t>
       </w:r>
     </w:p>
     <w:tbl>
       <w:tblPr>
+        <w:tblStyle w:val="TableGrid"/>
         <w:tblW w:type="auto" w:w="0"/>
         <w:jc w:val="center"/>
         <w:tblLook w:firstColumn="1" w:firstRow="1" w:lastColumn="0" w:lastRow="0" w:noHBand="0" w:noVBand="1" w:val="04A0"/>
       </w:tblPr>
       <w:tblGrid>
-        <w:gridCol w:w="9746"/>
+        <w:gridCol w:w="4873"/>
+        <w:gridCol w:w="4873"/>
       </w:tblGrid>
+      <w:tr>
+        <w:trPr>
+          <w:tblHeader w:val="true"/>
+        </w:trPr>
+        <w:tc>
+          <w:tcPr>
+            <w:tcW w:type="dxa" w:w="4873"/>
+            <w:vAlign w:val="center"/>
+            <w:shd w:fill="EAF6EF"/>
+          </w:tcPr>
+          <w:p>
+            <w:pPr>
+              <w:spacing w:line="259" w:lineRule="auto" w:after="20"/>
+              <w:jc w:val="left"/>
+            </w:pPr>
+            <w:r>
+              <w:rPr>
+                <w:rFonts w:ascii="Microsoft YaHei" w:hAnsi="Microsoft YaHei" w:eastAsia="Microsoft YaHei"/>
+                <w:sz w:val="18"/>
+              </w:rPr>
+            </w:r>
+            <w:r>
+              <w:rPr>
+                <w:rFonts w:ascii="Microsoft YaHei" w:hAnsi="Microsoft YaHei" w:eastAsia="Microsoft YaHei"/>
+                <w:b/>
+                <w:color w:val="096841"/>
+                <w:sz w:val="18"/>
+              </w:rPr>
+              <w:t>字段</w:t>
+            </w:r>
+          </w:p>
+        </w:tc>
+        <w:tc>
+          <w:tcPr>
+            <w:tcW w:type="dxa" w:w="4873"/>
+            <w:vAlign w:val="center"/>
+            <w:shd w:fill="EAF6EF"/>
+          </w:tcPr>
+          <w:p>
+            <w:pPr>
+              <w:spacing w:line="259" w:lineRule="auto" w:after="20"/>
+              <w:jc w:val="left"/>
+            </w:pPr>
+            <w:r>
+              <w:rPr>
+                <w:rFonts w:ascii="Microsoft YaHei" w:hAnsi="Microsoft YaHei" w:eastAsia="Microsoft YaHei"/>
+                <w:sz w:val="18"/>
+              </w:rPr>
+            </w:r>
+            <w:r>
+              <w:rPr>
+                <w:rFonts w:ascii="Microsoft YaHei" w:hAnsi="Microsoft YaHei" w:eastAsia="Microsoft YaHei"/>
+                <w:b/>
+                <w:color w:val="096841"/>
+                <w:sz w:val="18"/>
+              </w:rPr>
+              <w:t>内容</w:t>
+            </w:r>
+          </w:p>
+        </w:tc>
+      </w:tr>
       <w:tr>
         <w:tc>
           <w:tcPr>
-            <w:tcW w:type="dxa" w:w="9746"/>
-            <w:shd w:val="clear" w:color="auto" w:fill="FBFDFB"/>
-            <w:tcBorders>
-              <w:top w:val="single" w:sz="4" w:space="0" w:color="B8D8C2"/>
-              <w:left w:val="single" w:sz="4" w:space="0" w:color="B8D8C2"/>
-              <w:bottom w:val="single" w:sz="4" w:space="0" w:color="B8D8C2"/>
-              <w:right w:val="single" w:sz="4" w:space="0" w:color="B8D8C2"/>
-            </w:tcBorders>
-            <w:vAlign w:val="top"/>
+            <w:tcW w:type="dxa" w:w="4873"/>
+            <w:vAlign w:val="center"/>
           </w:tcPr>
           <w:p>
+            <w:pPr>
+              <w:spacing w:line="259" w:lineRule="auto" w:after="20"/>
+              <w:jc w:val="left"/>
+            </w:pPr>
             <w:r>
-              <w:t># 0005 外部与服务间主接口采用 REST，聚合查询由读模型承担</w:t>
+              <w:rPr>
+                <w:rFonts w:ascii="Microsoft YaHei" w:hAnsi="Microsoft YaHei" w:eastAsia="Microsoft YaHei"/>
+                <w:sz w:val="18"/>
+              </w:rPr>
+            </w:r>
+            <w:r>
+              <w:rPr>
+                <w:rFonts w:ascii="Microsoft YaHei" w:hAnsi="Microsoft YaHei" w:eastAsia="Microsoft YaHei"/>
+                <w:b w:val="0"/>
+                <w:sz w:val="18"/>
+              </w:rPr>
+              <w:t>Title</w:t>
             </w:r>
           </w:p>
-          <w:p/>
+        </w:tc>
+        <w:tc>
+          <w:tcPr>
+            <w:tcW w:type="dxa" w:w="4873"/>
+            <w:vAlign w:val="center"/>
+          </w:tcPr>
           <w:p>
+            <w:pPr>
+              <w:spacing w:line="259" w:lineRule="auto" w:after="20"/>
+              <w:jc w:val="left"/>
+            </w:pPr>
             <w:r>
-              <w:t>Status: Accepted</w:t>
+              <w:rPr>
+                <w:rFonts w:ascii="Microsoft YaHei" w:hAnsi="Microsoft YaHei" w:eastAsia="Microsoft YaHei"/>
+                <w:sz w:val="18"/>
+              </w:rPr>
+            </w:r>
+            <w:r>
+              <w:rPr>
+                <w:rFonts w:ascii="Microsoft YaHei" w:hAnsi="Microsoft YaHei" w:eastAsia="Microsoft YaHei"/>
+                <w:b w:val="0"/>
+                <w:sz w:val="18"/>
+              </w:rPr>
+              <w:t>0005 外部与服务间主接口采用 REST，聚合查询由读模型承担</w:t>
             </w:r>
           </w:p>
-          <w:p/>
+        </w:tc>
+      </w:tr>
+      <w:tr>
+        <w:tc>
+          <w:tcPr>
+            <w:tcW w:type="dxa" w:w="4873"/>
+            <w:vAlign w:val="center"/>
+          </w:tcPr>
           <w:p>
+            <w:pPr>
+              <w:spacing w:line="259" w:lineRule="auto" w:after="20"/>
+              <w:jc w:val="left"/>
+            </w:pPr>
             <w:r>
-              <w:t>Context: 顾客端、店员端和运营端需要稳定 API；实验二要求为预约服务和会员服务提供 OpenAPI 3.0。GraphQL 能减少前端多次请求，但会增加权限、缓存和查询复杂度。</w:t>
+              <w:rPr>
+                <w:rFonts w:ascii="Microsoft YaHei" w:hAnsi="Microsoft YaHei" w:eastAsia="Microsoft YaHei"/>
+                <w:sz w:val="18"/>
+              </w:rPr>
+            </w:r>
+            <w:r>
+              <w:rPr>
+                <w:rFonts w:ascii="Microsoft YaHei" w:hAnsi="Microsoft YaHei" w:eastAsia="Microsoft YaHei"/>
+                <w:b w:val="0"/>
+                <w:sz w:val="18"/>
+              </w:rPr>
+              <w:t>Status / Date / Owner</w:t>
             </w:r>
           </w:p>
-          <w:p/>
+        </w:tc>
+        <w:tc>
+          <w:tcPr>
+            <w:tcW w:type="dxa" w:w="4873"/>
+            <w:vAlign w:val="center"/>
+          </w:tcPr>
           <w:p>
+            <w:pPr>
+              <w:spacing w:line="259" w:lineRule="auto" w:after="20"/>
+              <w:jc w:val="left"/>
+            </w:pPr>
             <w:r>
-              <w:t>Decision: v1.0 采用 REST + OpenAPI 作为外部和服务间主接口。API 网关负责鉴权、限流、路由和 traceId；复杂运营查询不通过 GraphQL 拼装交易服务，而由运营分析读模型提供专用 REST 端点。</w:t>
+              <w:rPr>
+                <w:rFonts w:ascii="Microsoft YaHei" w:hAnsi="Microsoft YaHei" w:eastAsia="Microsoft YaHei"/>
+                <w:sz w:val="18"/>
+              </w:rPr>
+            </w:r>
+            <w:r>
+              <w:rPr>
+                <w:rFonts w:ascii="Microsoft YaHei" w:hAnsi="Microsoft YaHei" w:eastAsia="Microsoft YaHei"/>
+                <w:b w:val="0"/>
+                <w:sz w:val="18"/>
+              </w:rPr>
+              <w:t>Accepted；2026-05-14；API 契约负责人</w:t>
             </w:r>
           </w:p>
-          <w:p/>
+        </w:tc>
+      </w:tr>
+      <w:tr>
+        <w:tc>
+          <w:tcPr>
+            <w:tcW w:type="dxa" w:w="4873"/>
+            <w:vAlign w:val="center"/>
+          </w:tcPr>
           <w:p>
+            <w:pPr>
+              <w:spacing w:line="259" w:lineRule="auto" w:after="20"/>
+              <w:jc w:val="left"/>
+            </w:pPr>
             <w:r>
-              <w:t>Consequences: 正面影响是契约清晰、易测试、与 Swagger/OpenAPI 工具链一致；负面影响是部分页面可能需要多个端点；中性影响是未来可在 BFF 层引入 GraphQL，但不直接暴露核心服务。</w:t>
+              <w:rPr>
+                <w:rFonts w:ascii="Microsoft YaHei" w:hAnsi="Microsoft YaHei" w:eastAsia="Microsoft YaHei"/>
+                <w:sz w:val="18"/>
+              </w:rPr>
+            </w:r>
+            <w:r>
+              <w:rPr>
+                <w:rFonts w:ascii="Microsoft YaHei" w:hAnsi="Microsoft YaHei" w:eastAsia="Microsoft YaHei"/>
+                <w:b w:val="0"/>
+                <w:sz w:val="18"/>
+              </w:rPr>
+              <w:t>Context</w:t>
             </w:r>
           </w:p>
-          <w:p/>
+        </w:tc>
+        <w:tc>
+          <w:tcPr>
+            <w:tcW w:type="dxa" w:w="4873"/>
+            <w:vAlign w:val="center"/>
+          </w:tcPr>
           <w:p>
+            <w:pPr>
+              <w:spacing w:line="259" w:lineRule="auto" w:after="20"/>
+              <w:jc w:val="left"/>
+            </w:pPr>
             <w:r>
-              <w:t>Alternatives Considered: GraphQL 被延后，因为授权和缓存复杂；gRPC 被保留用于未来内部高性能调用，但课程阶段 REST 更利于评审。</w:t>
+              <w:rPr>
+                <w:rFonts w:ascii="Microsoft YaHei" w:hAnsi="Microsoft YaHei" w:eastAsia="Microsoft YaHei"/>
+                <w:sz w:val="18"/>
+              </w:rPr>
+            </w:r>
+            <w:r>
+              <w:rPr>
+                <w:rFonts w:ascii="Microsoft YaHei" w:hAnsi="Microsoft YaHei" w:eastAsia="Microsoft YaHei"/>
+                <w:b w:val="0"/>
+                <w:sz w:val="18"/>
+              </w:rPr>
+              <w:t>顾客端、店员端和运营端需要稳定 API；实验二要求为预约服务和会员服务提供 OpenAPI 3.0。GraphQL 能减少前端多次请求，但会增加权限、缓存、复杂查询治理和字段级隐私控制成本。</w:t>
             </w:r>
           </w:p>
-          <w:p/>
+        </w:tc>
+      </w:tr>
+      <w:tr>
+        <w:tc>
+          <w:tcPr>
+            <w:tcW w:type="dxa" w:w="4873"/>
+            <w:vAlign w:val="center"/>
+          </w:tcPr>
           <w:p>
+            <w:pPr>
+              <w:spacing w:line="259" w:lineRule="auto" w:after="20"/>
+              <w:jc w:val="left"/>
+            </w:pPr>
             <w:r>
-              <w:t>References: D2-5 OpenAPI；ADR-0006。</w:t>
+              <w:rPr>
+                <w:rFonts w:ascii="Microsoft YaHei" w:hAnsi="Microsoft YaHei" w:eastAsia="Microsoft YaHei"/>
+                <w:sz w:val="18"/>
+              </w:rPr>
+            </w:r>
+            <w:r>
+              <w:rPr>
+                <w:rFonts w:ascii="Microsoft YaHei" w:hAnsi="Microsoft YaHei" w:eastAsia="Microsoft YaHei"/>
+                <w:b w:val="0"/>
+                <w:sz w:val="18"/>
+              </w:rPr>
+              <w:t>Decision</w:t>
+            </w:r>
+          </w:p>
+        </w:tc>
+        <w:tc>
+          <w:tcPr>
+            <w:tcW w:type="dxa" w:w="4873"/>
+            <w:vAlign w:val="center"/>
+          </w:tcPr>
+          <w:p>
+            <w:pPr>
+              <w:spacing w:line="259" w:lineRule="auto" w:after="20"/>
+              <w:jc w:val="left"/>
+            </w:pPr>
+            <w:r>
+              <w:rPr>
+                <w:rFonts w:ascii="Microsoft YaHei" w:hAnsi="Microsoft YaHei" w:eastAsia="Microsoft YaHei"/>
+                <w:sz w:val="18"/>
+              </w:rPr>
+            </w:r>
+            <w:r>
+              <w:rPr>
+                <w:rFonts w:ascii="Microsoft YaHei" w:hAnsi="Microsoft YaHei" w:eastAsia="Microsoft YaHei"/>
+                <w:b w:val="0"/>
+                <w:sz w:val="18"/>
+              </w:rPr>
+              <w:t>v1.0 采用 REST + OpenAPI 作为外部和服务间主接口。API 网关负责鉴权、限流、路由和 traceId；复杂运营查询不直接拼装交易服务，而由运营分析读模型提供专用 REST 端点。</w:t>
+            </w:r>
+          </w:p>
+        </w:tc>
+      </w:tr>
+      <w:tr>
+        <w:tc>
+          <w:tcPr>
+            <w:tcW w:type="dxa" w:w="4873"/>
+            <w:vAlign w:val="center"/>
+          </w:tcPr>
+          <w:p>
+            <w:pPr>
+              <w:spacing w:line="259" w:lineRule="auto" w:after="20"/>
+              <w:jc w:val="left"/>
+            </w:pPr>
+            <w:r>
+              <w:rPr>
+                <w:rFonts w:ascii="Microsoft YaHei" w:hAnsi="Microsoft YaHei" w:eastAsia="Microsoft YaHei"/>
+                <w:sz w:val="18"/>
+              </w:rPr>
+            </w:r>
+            <w:r>
+              <w:rPr>
+                <w:rFonts w:ascii="Microsoft YaHei" w:hAnsi="Microsoft YaHei" w:eastAsia="Microsoft YaHei"/>
+                <w:b w:val="0"/>
+                <w:sz w:val="18"/>
+              </w:rPr>
+              <w:t>Consequences</w:t>
+            </w:r>
+          </w:p>
+        </w:tc>
+        <w:tc>
+          <w:tcPr>
+            <w:tcW w:type="dxa" w:w="4873"/>
+            <w:vAlign w:val="center"/>
+          </w:tcPr>
+          <w:p>
+            <w:pPr>
+              <w:spacing w:line="259" w:lineRule="auto" w:after="20"/>
+              <w:jc w:val="left"/>
+            </w:pPr>
+            <w:r>
+              <w:rPr>
+                <w:rFonts w:ascii="Microsoft YaHei" w:hAnsi="Microsoft YaHei" w:eastAsia="Microsoft YaHei"/>
+                <w:sz w:val="18"/>
+              </w:rPr>
+            </w:r>
+            <w:r>
+              <w:rPr>
+                <w:rFonts w:ascii="Microsoft YaHei" w:hAnsi="Microsoft YaHei" w:eastAsia="Microsoft YaHei"/>
+                <w:b w:val="0"/>
+                <w:sz w:val="18"/>
+              </w:rPr>
+              <w:t>正面：契约清晰、易测试、便于 Swagger/OpenAPI 工具链校验。</w:t>
+            </w:r>
+            <w:r>
+              <w:rPr>
+                <w:rFonts w:ascii="Microsoft YaHei" w:hAnsi="Microsoft YaHei" w:eastAsia="Microsoft YaHei"/>
+                <w:sz w:val="18"/>
+              </w:rPr>
+              <w:br/>
+            </w:r>
+            <w:r>
+              <w:rPr>
+                <w:rFonts w:ascii="Microsoft YaHei" w:hAnsi="Microsoft YaHei" w:eastAsia="Microsoft YaHei"/>
+                <w:b w:val="0"/>
+                <w:sz w:val="18"/>
+              </w:rPr>
+              <w:t>负面：部分页面可能需要多个端点或 BFF 聚合。</w:t>
+            </w:r>
+            <w:r>
+              <w:rPr>
+                <w:rFonts w:ascii="Microsoft YaHei" w:hAnsi="Microsoft YaHei" w:eastAsia="Microsoft YaHei"/>
+                <w:sz w:val="18"/>
+              </w:rPr>
+              <w:br/>
+            </w:r>
+            <w:r>
+              <w:rPr>
+                <w:rFonts w:ascii="Microsoft YaHei" w:hAnsi="Microsoft YaHei" w:eastAsia="Microsoft YaHei"/>
+                <w:b w:val="0"/>
+                <w:sz w:val="18"/>
+              </w:rPr>
+              <w:t>中性：未来可在 BFF 层引入 GraphQL，但不直接暴露核心交易服务。</w:t>
+            </w:r>
+          </w:p>
+        </w:tc>
+      </w:tr>
+      <w:tr>
+        <w:tc>
+          <w:tcPr>
+            <w:tcW w:type="dxa" w:w="4873"/>
+            <w:vAlign w:val="center"/>
+          </w:tcPr>
+          <w:p>
+            <w:pPr>
+              <w:spacing w:line="259" w:lineRule="auto" w:after="20"/>
+              <w:jc w:val="left"/>
+            </w:pPr>
+            <w:r>
+              <w:rPr>
+                <w:rFonts w:ascii="Microsoft YaHei" w:hAnsi="Microsoft YaHei" w:eastAsia="Microsoft YaHei"/>
+                <w:sz w:val="18"/>
+              </w:rPr>
+            </w:r>
+            <w:r>
+              <w:rPr>
+                <w:rFonts w:ascii="Microsoft YaHei" w:hAnsi="Microsoft YaHei" w:eastAsia="Microsoft YaHei"/>
+                <w:b w:val="0"/>
+                <w:sz w:val="18"/>
+              </w:rPr>
+              <w:t>Alternatives Considered</w:t>
+            </w:r>
+          </w:p>
+        </w:tc>
+        <w:tc>
+          <w:tcPr>
+            <w:tcW w:type="dxa" w:w="4873"/>
+            <w:vAlign w:val="center"/>
+          </w:tcPr>
+          <w:p>
+            <w:pPr>
+              <w:spacing w:line="259" w:lineRule="auto" w:after="20"/>
+              <w:jc w:val="left"/>
+            </w:pPr>
+            <w:r>
+              <w:rPr>
+                <w:rFonts w:ascii="Microsoft YaHei" w:hAnsi="Microsoft YaHei" w:eastAsia="Microsoft YaHei"/>
+                <w:sz w:val="18"/>
+              </w:rPr>
+            </w:r>
+            <w:r>
+              <w:rPr>
+                <w:rFonts w:ascii="Microsoft YaHei" w:hAnsi="Microsoft YaHei" w:eastAsia="Microsoft YaHei"/>
+                <w:b w:val="0"/>
+                <w:sz w:val="18"/>
+              </w:rPr>
+              <w:t>GraphQL 直连核心服务：字段治理和权限复杂，暂不采用。</w:t>
+            </w:r>
+            <w:r>
+              <w:rPr>
+                <w:rFonts w:ascii="Microsoft YaHei" w:hAnsi="Microsoft YaHei" w:eastAsia="Microsoft YaHei"/>
+                <w:sz w:val="18"/>
+              </w:rPr>
+              <w:br/>
+            </w:r>
+            <w:r>
+              <w:rPr>
+                <w:rFonts w:ascii="Microsoft YaHei" w:hAnsi="Microsoft YaHei" w:eastAsia="Microsoft YaHei"/>
+                <w:b w:val="0"/>
+                <w:sz w:val="18"/>
+              </w:rPr>
+              <w:t>gRPC 作为外部接口：浏览器和课程调试成本较高。</w:t>
+            </w:r>
+            <w:r>
+              <w:rPr>
+                <w:rFonts w:ascii="Microsoft YaHei" w:hAnsi="Microsoft YaHei" w:eastAsia="Microsoft YaHei"/>
+                <w:sz w:val="18"/>
+              </w:rPr>
+              <w:br/>
+            </w:r>
+            <w:r>
+              <w:rPr>
+                <w:rFonts w:ascii="Microsoft YaHei" w:hAnsi="Microsoft YaHei" w:eastAsia="Microsoft YaHei"/>
+                <w:b w:val="0"/>
+                <w:sz w:val="18"/>
+              </w:rPr>
+              <w:t>无契约先开发：会导致前后端联调和测试不可控。</w:t>
+            </w:r>
+          </w:p>
+        </w:tc>
+      </w:tr>
+      <w:tr>
+        <w:tc>
+          <w:tcPr>
+            <w:tcW w:type="dxa" w:w="4873"/>
+            <w:vAlign w:val="center"/>
+          </w:tcPr>
+          <w:p>
+            <w:pPr>
+              <w:spacing w:line="259" w:lineRule="auto" w:after="20"/>
+              <w:jc w:val="left"/>
+            </w:pPr>
+            <w:r>
+              <w:rPr>
+                <w:rFonts w:ascii="Microsoft YaHei" w:hAnsi="Microsoft YaHei" w:eastAsia="Microsoft YaHei"/>
+                <w:sz w:val="18"/>
+              </w:rPr>
+            </w:r>
+            <w:r>
+              <w:rPr>
+                <w:rFonts w:ascii="Microsoft YaHei" w:hAnsi="Microsoft YaHei" w:eastAsia="Microsoft YaHei"/>
+                <w:b w:val="0"/>
+                <w:sz w:val="18"/>
+              </w:rPr>
+              <w:t>Implementation Notes</w:t>
+            </w:r>
+          </w:p>
+        </w:tc>
+        <w:tc>
+          <w:tcPr>
+            <w:tcW w:type="dxa" w:w="4873"/>
+            <w:vAlign w:val="center"/>
+          </w:tcPr>
+          <w:p>
+            <w:pPr>
+              <w:spacing w:line="259" w:lineRule="auto" w:after="20"/>
+              <w:jc w:val="left"/>
+            </w:pPr>
+            <w:r>
+              <w:rPr>
+                <w:rFonts w:ascii="Microsoft YaHei" w:hAnsi="Microsoft YaHei" w:eastAsia="Microsoft YaHei"/>
+                <w:sz w:val="18"/>
+              </w:rPr>
+            </w:r>
+            <w:r>
+              <w:rPr>
+                <w:rFonts w:ascii="Microsoft YaHei" w:hAnsi="Microsoft YaHei" w:eastAsia="Microsoft YaHei"/>
+                <w:b w:val="0"/>
+                <w:sz w:val="18"/>
+              </w:rPr>
+              <w:t>D2-5 维护 reservation-service.yaml 与 member-service.yaml；所有写接口携带 Idempotency-Key 和 X-Trace-Id；错误响应统一引用 common/error-response.yaml。</w:t>
+            </w:r>
+          </w:p>
+        </w:tc>
+      </w:tr>
+      <w:tr>
+        <w:tc>
+          <w:tcPr>
+            <w:tcW w:type="dxa" w:w="4873"/>
+            <w:vAlign w:val="center"/>
+          </w:tcPr>
+          <w:p>
+            <w:pPr>
+              <w:spacing w:line="259" w:lineRule="auto" w:after="20"/>
+              <w:jc w:val="left"/>
+            </w:pPr>
+            <w:r>
+              <w:rPr>
+                <w:rFonts w:ascii="Microsoft YaHei" w:hAnsi="Microsoft YaHei" w:eastAsia="Microsoft YaHei"/>
+                <w:sz w:val="18"/>
+              </w:rPr>
+            </w:r>
+            <w:r>
+              <w:rPr>
+                <w:rFonts w:ascii="Microsoft YaHei" w:hAnsi="Microsoft YaHei" w:eastAsia="Microsoft YaHei"/>
+                <w:b w:val="0"/>
+                <w:sz w:val="18"/>
+              </w:rPr>
+              <w:t>References</w:t>
+            </w:r>
+          </w:p>
+        </w:tc>
+        <w:tc>
+          <w:tcPr>
+            <w:tcW w:type="dxa" w:w="4873"/>
+            <w:vAlign w:val="center"/>
+          </w:tcPr>
+          <w:p>
+            <w:pPr>
+              <w:spacing w:line="259" w:lineRule="auto" w:after="20"/>
+              <w:jc w:val="left"/>
+            </w:pPr>
+            <w:r>
+              <w:rPr>
+                <w:rFonts w:ascii="Microsoft YaHei" w:hAnsi="Microsoft YaHei" w:eastAsia="Microsoft YaHei"/>
+                <w:sz w:val="18"/>
+              </w:rPr>
+            </w:r>
+            <w:r>
+              <w:rPr>
+                <w:rFonts w:ascii="Microsoft YaHei" w:hAnsi="Microsoft YaHei" w:eastAsia="Microsoft YaHei"/>
+                <w:b w:val="0"/>
+                <w:sz w:val="18"/>
+              </w:rPr>
+              <w:t>D2-5 OpenAPI；ADR-0006。</w:t>
             </w:r>
           </w:p>
         </w:tc>
       </w:tr>
     </w:tbl>
-    <w:p/>
     <w:sectPr>
       <w:pgSz w:w="12240" w:h="15840"/>
       <w:pgMar w:top="1134" w:right="1247" w:bottom="1134" w:left="1247" w:header="720" w:footer="720" w:gutter="0"/>

--- a/实验二_软件架构设计与微服务拆分/D2-7_架构决策记录ADR集/0005-api-style-rest-vs-graphql.docx
+++ b/实验二_软件架构设计与微服务拆分/D2-7_架构决策记录ADR集/0005-api-style-rest-vs-graphql.docx
@@ -30,7 +30,7 @@
           </w:tcPr>
           <w:p>
             <w:pPr>
-              <w:spacing w:after="20" w:line="259" w:lineRule="auto"/>
+              <w:spacing w:after="0" w:line="240" w:lineRule="auto" w:before="0"/>
               <w:jc w:val="center"/>
             </w:pPr>
             <w:r>
@@ -38,7 +38,7 @@
                 <w:rFonts w:ascii="Microsoft YaHei" w:hAnsi="Microsoft YaHei" w:eastAsia="Microsoft YaHei"/>
                 <w:b/>
                 <w:color w:val="1A7A3D"/>
-                <w:sz w:val="21"/>
+                <w:sz w:val="17"/>
               </w:rPr>
               <w:t>文件名</w:t>
             </w:r>
@@ -58,14 +58,14 @@
           </w:tcPr>
           <w:p>
             <w:pPr>
-              <w:spacing w:after="20" w:line="259" w:lineRule="auto"/>
+              <w:spacing w:after="0" w:line="240" w:lineRule="auto" w:before="0"/>
             </w:pPr>
             <w:r>
               <w:rPr>
                 <w:rFonts w:ascii="Microsoft YaHei" w:hAnsi="Microsoft YaHei" w:eastAsia="Microsoft YaHei"/>
                 <w:b w:val="0"/>
                 <w:color w:val="2B2B2B"/>
-                <w:sz w:val="21"/>
+                <w:sz w:val="17"/>
               </w:rPr>
               <w:t>0005-api-style-rest-vs-graphql.docx</w:t>
             </w:r>
@@ -87,7 +87,7 @@
           </w:tcPr>
           <w:p>
             <w:pPr>
-              <w:spacing w:after="20" w:line="259" w:lineRule="auto"/>
+              <w:spacing w:after="0" w:line="240" w:lineRule="auto" w:before="0"/>
               <w:jc w:val="center"/>
             </w:pPr>
             <w:r>
@@ -95,7 +95,7 @@
                 <w:rFonts w:ascii="Microsoft YaHei" w:hAnsi="Microsoft YaHei" w:eastAsia="Microsoft YaHei"/>
                 <w:b/>
                 <w:color w:val="1A7A3D"/>
-                <w:sz w:val="21"/>
+                <w:sz w:val="17"/>
               </w:rPr>
               <w:t>所属包</w:t>
             </w:r>
@@ -115,14 +115,14 @@
           </w:tcPr>
           <w:p>
             <w:pPr>
-              <w:spacing w:after="20" w:line="259" w:lineRule="auto"/>
+              <w:spacing w:after="0" w:line="240" w:lineRule="auto" w:before="0"/>
             </w:pPr>
             <w:r>
               <w:rPr>
                 <w:rFonts w:ascii="Microsoft YaHei" w:hAnsi="Microsoft YaHei" w:eastAsia="Microsoft YaHei"/>
                 <w:b w:val="0"/>
                 <w:color w:val="2B2B2B"/>
-                <w:sz w:val="21"/>
+                <w:sz w:val="17"/>
               </w:rPr>
               <w:t>D2-7_架构决策记录ADR集</w:t>
             </w:r>
@@ -144,7 +144,7 @@
           </w:tcPr>
           <w:p>
             <w:pPr>
-              <w:spacing w:after="20" w:line="259" w:lineRule="auto"/>
+              <w:spacing w:after="0" w:line="240" w:lineRule="auto" w:before="0"/>
               <w:jc w:val="center"/>
             </w:pPr>
             <w:r>
@@ -152,7 +152,7 @@
                 <w:rFonts w:ascii="Microsoft YaHei" w:hAnsi="Microsoft YaHei" w:eastAsia="Microsoft YaHei"/>
                 <w:b/>
                 <w:color w:val="1A7A3D"/>
-                <w:sz w:val="21"/>
+                <w:sz w:val="17"/>
               </w:rPr>
               <w:t>用途</w:t>
             </w:r>
@@ -172,14 +172,14 @@
           </w:tcPr>
           <w:p>
             <w:pPr>
-              <w:spacing w:after="20" w:line="259" w:lineRule="auto"/>
+              <w:spacing w:after="0" w:line="240" w:lineRule="auto" w:before="0"/>
             </w:pPr>
             <w:r>
               <w:rPr>
                 <w:rFonts w:ascii="Microsoft YaHei" w:hAnsi="Microsoft YaHei" w:eastAsia="Microsoft YaHei"/>
                 <w:b w:val="0"/>
                 <w:color w:val="2B2B2B"/>
-                <w:sz w:val="21"/>
+                <w:sz w:val="17"/>
               </w:rPr>
               <w:t>决策主题：REST 与 GraphQL 的取舍</w:t>
             </w:r>
@@ -201,7 +201,7 @@
           </w:tcPr>
           <w:p>
             <w:pPr>
-              <w:spacing w:after="20" w:line="259" w:lineRule="auto"/>
+              <w:spacing w:after="0" w:line="240" w:lineRule="auto" w:before="0"/>
               <w:jc w:val="center"/>
             </w:pPr>
             <w:r>
@@ -209,7 +209,7 @@
                 <w:rFonts w:ascii="Microsoft YaHei" w:hAnsi="Microsoft YaHei" w:eastAsia="Microsoft YaHei"/>
                 <w:b/>
                 <w:color w:val="1A7A3D"/>
-                <w:sz w:val="21"/>
+                <w:sz w:val="17"/>
               </w:rPr>
               <w:t>填写人</w:t>
             </w:r>
@@ -229,12 +229,13 @@
           </w:tcPr>
           <w:p>
             <w:pPr>
-              <w:spacing w:line="259" w:lineRule="auto" w:after="20"/>
+              <w:spacing w:line="240" w:lineRule="auto" w:after="0" w:before="0"/>
             </w:pPr>
             <w:r>
               <w:rPr>
                 <w:rFonts w:ascii="Microsoft YaHei" w:hAnsi="Microsoft YaHei" w:eastAsia="Microsoft YaHei"/>
-                <w:sz w:val="18"/>
+                <w:b w:val="0"/>
+                <w:sz w:val="17"/>
               </w:rPr>
               <w:t>戴正宇</w:t>
             </w:r>
@@ -256,7 +257,7 @@
           </w:tcPr>
           <w:p>
             <w:pPr>
-              <w:spacing w:after="20" w:line="259" w:lineRule="auto"/>
+              <w:spacing w:after="0" w:line="240" w:lineRule="auto" w:before="0"/>
               <w:jc w:val="center"/>
             </w:pPr>
             <w:r>
@@ -264,7 +265,7 @@
                 <w:rFonts w:ascii="Microsoft YaHei" w:hAnsi="Microsoft YaHei" w:eastAsia="Microsoft YaHei"/>
                 <w:b/>
                 <w:color w:val="1A7A3D"/>
-                <w:sz w:val="21"/>
+                <w:sz w:val="17"/>
               </w:rPr>
               <w:t>日期</w:t>
             </w:r>
@@ -284,12 +285,13 @@
           </w:tcPr>
           <w:p>
             <w:pPr>
-              <w:spacing w:line="259" w:lineRule="auto" w:after="20"/>
+              <w:spacing w:line="240" w:lineRule="auto" w:after="0" w:before="0"/>
             </w:pPr>
             <w:r>
               <w:rPr>
                 <w:rFonts w:ascii="Microsoft YaHei" w:hAnsi="Microsoft YaHei" w:eastAsia="Microsoft YaHei"/>
-                <w:sz w:val="18"/>
+                <w:b w:val="0"/>
+                <w:sz w:val="17"/>
               </w:rPr>
               <w:t>2026-05-14</w:t>
             </w:r>
@@ -299,23 +301,25 @@
     </w:tbl>
     <w:p>
       <w:pPr>
-        <w:spacing w:line="269" w:lineRule="auto" w:after="60"/>
+        <w:spacing w:line="240" w:lineRule="auto" w:after="0" w:before="0"/>
       </w:pPr>
     </w:p>
     <w:p>
       <w:pPr>
-        <w:spacing w:line="269" w:lineRule="auto" w:after="60"/>
+        <w:spacing w:line="240" w:lineRule="auto" w:after="0" w:before="0"/>
       </w:pPr>
       <w:r>
         <w:rPr>
           <w:rFonts w:ascii="Microsoft YaHei" w:hAnsi="Microsoft YaHei" w:eastAsia="Microsoft YaHei"/>
-          <w:sz w:val="21"/>
+          <w:b w:val="0"/>
+          <w:sz w:val="18"/>
         </w:rPr>
       </w:r>
       <w:r>
         <w:rPr>
           <w:rFonts w:ascii="Microsoft YaHei" w:hAnsi="Microsoft YaHei" w:eastAsia="Microsoft YaHei"/>
-          <w:sz w:val="21"/>
+          <w:b w:val="0"/>
+          <w:sz w:val="18"/>
         </w:rPr>
         <w:t>ADR 正文</w:t>
       </w:r>
@@ -343,13 +347,14 @@
           </w:tcPr>
           <w:p>
             <w:pPr>
-              <w:spacing w:line="259" w:lineRule="auto" w:after="20"/>
+              <w:spacing w:line="240" w:lineRule="auto" w:after="0" w:before="0"/>
               <w:jc w:val="left"/>
             </w:pPr>
             <w:r>
               <w:rPr>
                 <w:rFonts w:ascii="Microsoft YaHei" w:hAnsi="Microsoft YaHei" w:eastAsia="Microsoft YaHei"/>
-                <w:sz w:val="18"/>
+                <w:b w:val="0"/>
+                <w:sz w:val="17"/>
               </w:rPr>
             </w:r>
             <w:r>
@@ -357,7 +362,7 @@
                 <w:rFonts w:ascii="Microsoft YaHei" w:hAnsi="Microsoft YaHei" w:eastAsia="Microsoft YaHei"/>
                 <w:b/>
                 <w:color w:val="096841"/>
-                <w:sz w:val="18"/>
+                <w:sz w:val="17"/>
               </w:rPr>
               <w:t>字段</w:t>
             </w:r>
@@ -371,13 +376,14 @@
           </w:tcPr>
           <w:p>
             <w:pPr>
-              <w:spacing w:line="259" w:lineRule="auto" w:after="20"/>
+              <w:spacing w:line="240" w:lineRule="auto" w:after="0" w:before="0"/>
               <w:jc w:val="left"/>
             </w:pPr>
             <w:r>
               <w:rPr>
                 <w:rFonts w:ascii="Microsoft YaHei" w:hAnsi="Microsoft YaHei" w:eastAsia="Microsoft YaHei"/>
-                <w:sz w:val="18"/>
+                <w:b w:val="0"/>
+                <w:sz w:val="17"/>
               </w:rPr>
             </w:r>
             <w:r>
@@ -385,7 +391,7 @@
                 <w:rFonts w:ascii="Microsoft YaHei" w:hAnsi="Microsoft YaHei" w:eastAsia="Microsoft YaHei"/>
                 <w:b/>
                 <w:color w:val="096841"/>
-                <w:sz w:val="18"/>
+                <w:sz w:val="17"/>
               </w:rPr>
               <w:t>内容</w:t>
             </w:r>
@@ -400,20 +406,21 @@
           </w:tcPr>
           <w:p>
             <w:pPr>
-              <w:spacing w:line="259" w:lineRule="auto" w:after="20"/>
+              <w:spacing w:line="240" w:lineRule="auto" w:after="0" w:before="0"/>
               <w:jc w:val="left"/>
             </w:pPr>
             <w:r>
               <w:rPr>
                 <w:rFonts w:ascii="Microsoft YaHei" w:hAnsi="Microsoft YaHei" w:eastAsia="Microsoft YaHei"/>
-                <w:sz w:val="18"/>
+                <w:b w:val="0"/>
+                <w:sz w:val="17"/>
               </w:rPr>
             </w:r>
             <w:r>
               <w:rPr>
                 <w:rFonts w:ascii="Microsoft YaHei" w:hAnsi="Microsoft YaHei" w:eastAsia="Microsoft YaHei"/>
                 <w:b w:val="0"/>
-                <w:sz w:val="18"/>
+                <w:sz w:val="17"/>
               </w:rPr>
               <w:t>Title</w:t>
             </w:r>
@@ -426,20 +433,21 @@
           </w:tcPr>
           <w:p>
             <w:pPr>
-              <w:spacing w:line="259" w:lineRule="auto" w:after="20"/>
+              <w:spacing w:line="240" w:lineRule="auto" w:after="0" w:before="0"/>
               <w:jc w:val="left"/>
             </w:pPr>
             <w:r>
               <w:rPr>
                 <w:rFonts w:ascii="Microsoft YaHei" w:hAnsi="Microsoft YaHei" w:eastAsia="Microsoft YaHei"/>
-                <w:sz w:val="18"/>
+                <w:b w:val="0"/>
+                <w:sz w:val="17"/>
               </w:rPr>
             </w:r>
             <w:r>
               <w:rPr>
                 <w:rFonts w:ascii="Microsoft YaHei" w:hAnsi="Microsoft YaHei" w:eastAsia="Microsoft YaHei"/>
                 <w:b w:val="0"/>
-                <w:sz w:val="18"/>
+                <w:sz w:val="17"/>
               </w:rPr>
               <w:t>0005 外部与服务间主接口采用 REST，聚合查询由读模型承担</w:t>
             </w:r>
@@ -454,20 +462,21 @@
           </w:tcPr>
           <w:p>
             <w:pPr>
-              <w:spacing w:line="259" w:lineRule="auto" w:after="20"/>
+              <w:spacing w:line="240" w:lineRule="auto" w:after="0" w:before="0"/>
               <w:jc w:val="left"/>
             </w:pPr>
             <w:r>
               <w:rPr>
                 <w:rFonts w:ascii="Microsoft YaHei" w:hAnsi="Microsoft YaHei" w:eastAsia="Microsoft YaHei"/>
-                <w:sz w:val="18"/>
+                <w:b w:val="0"/>
+                <w:sz w:val="17"/>
               </w:rPr>
             </w:r>
             <w:r>
               <w:rPr>
                 <w:rFonts w:ascii="Microsoft YaHei" w:hAnsi="Microsoft YaHei" w:eastAsia="Microsoft YaHei"/>
                 <w:b w:val="0"/>
-                <w:sz w:val="18"/>
+                <w:sz w:val="17"/>
               </w:rPr>
               <w:t>Status / Date / Owner</w:t>
             </w:r>
@@ -480,20 +489,21 @@
           </w:tcPr>
           <w:p>
             <w:pPr>
-              <w:spacing w:line="259" w:lineRule="auto" w:after="20"/>
+              <w:spacing w:line="240" w:lineRule="auto" w:after="0" w:before="0"/>
               <w:jc w:val="left"/>
             </w:pPr>
             <w:r>
               <w:rPr>
                 <w:rFonts w:ascii="Microsoft YaHei" w:hAnsi="Microsoft YaHei" w:eastAsia="Microsoft YaHei"/>
-                <w:sz w:val="18"/>
+                <w:b w:val="0"/>
+                <w:sz w:val="17"/>
               </w:rPr>
             </w:r>
             <w:r>
               <w:rPr>
                 <w:rFonts w:ascii="Microsoft YaHei" w:hAnsi="Microsoft YaHei" w:eastAsia="Microsoft YaHei"/>
                 <w:b w:val="0"/>
-                <w:sz w:val="18"/>
+                <w:sz w:val="17"/>
               </w:rPr>
               <w:t>Accepted；2026-05-14；API 契约负责人</w:t>
             </w:r>
@@ -508,20 +518,21 @@
           </w:tcPr>
           <w:p>
             <w:pPr>
-              <w:spacing w:line="259" w:lineRule="auto" w:after="20"/>
+              <w:spacing w:line="240" w:lineRule="auto" w:after="0" w:before="0"/>
               <w:jc w:val="left"/>
             </w:pPr>
             <w:r>
               <w:rPr>
                 <w:rFonts w:ascii="Microsoft YaHei" w:hAnsi="Microsoft YaHei" w:eastAsia="Microsoft YaHei"/>
-                <w:sz w:val="18"/>
+                <w:b w:val="0"/>
+                <w:sz w:val="17"/>
               </w:rPr>
             </w:r>
             <w:r>
               <w:rPr>
                 <w:rFonts w:ascii="Microsoft YaHei" w:hAnsi="Microsoft YaHei" w:eastAsia="Microsoft YaHei"/>
                 <w:b w:val="0"/>
-                <w:sz w:val="18"/>
+                <w:sz w:val="17"/>
               </w:rPr>
               <w:t>Context</w:t>
             </w:r>
@@ -534,20 +545,21 @@
           </w:tcPr>
           <w:p>
             <w:pPr>
-              <w:spacing w:line="259" w:lineRule="auto" w:after="20"/>
+              <w:spacing w:line="240" w:lineRule="auto" w:after="0" w:before="0"/>
               <w:jc w:val="left"/>
             </w:pPr>
             <w:r>
               <w:rPr>
                 <w:rFonts w:ascii="Microsoft YaHei" w:hAnsi="Microsoft YaHei" w:eastAsia="Microsoft YaHei"/>
-                <w:sz w:val="18"/>
+                <w:b w:val="0"/>
+                <w:sz w:val="17"/>
               </w:rPr>
             </w:r>
             <w:r>
               <w:rPr>
                 <w:rFonts w:ascii="Microsoft YaHei" w:hAnsi="Microsoft YaHei" w:eastAsia="Microsoft YaHei"/>
                 <w:b w:val="0"/>
-                <w:sz w:val="18"/>
+                <w:sz w:val="17"/>
               </w:rPr>
               <w:t>顾客端、店员端和运营端需要稳定 API；实验二要求为预约服务和会员服务提供 OpenAPI 3.0。GraphQL 能减少前端多次请求，但会增加权限、缓存、复杂查询治理和字段级隐私控制成本。</w:t>
             </w:r>
@@ -562,20 +574,21 @@
           </w:tcPr>
           <w:p>
             <w:pPr>
-              <w:spacing w:line="259" w:lineRule="auto" w:after="20"/>
+              <w:spacing w:line="240" w:lineRule="auto" w:after="0" w:before="0"/>
               <w:jc w:val="left"/>
             </w:pPr>
             <w:r>
               <w:rPr>
                 <w:rFonts w:ascii="Microsoft YaHei" w:hAnsi="Microsoft YaHei" w:eastAsia="Microsoft YaHei"/>
-                <w:sz w:val="18"/>
+                <w:b w:val="0"/>
+                <w:sz w:val="17"/>
               </w:rPr>
             </w:r>
             <w:r>
               <w:rPr>
                 <w:rFonts w:ascii="Microsoft YaHei" w:hAnsi="Microsoft YaHei" w:eastAsia="Microsoft YaHei"/>
                 <w:b w:val="0"/>
-                <w:sz w:val="18"/>
+                <w:sz w:val="17"/>
               </w:rPr>
               <w:t>Decision</w:t>
             </w:r>
@@ -588,20 +601,21 @@
           </w:tcPr>
           <w:p>
             <w:pPr>
-              <w:spacing w:line="259" w:lineRule="auto" w:after="20"/>
+              <w:spacing w:line="240" w:lineRule="auto" w:after="0" w:before="0"/>
               <w:jc w:val="left"/>
             </w:pPr>
             <w:r>
               <w:rPr>
                 <w:rFonts w:ascii="Microsoft YaHei" w:hAnsi="Microsoft YaHei" w:eastAsia="Microsoft YaHei"/>
-                <w:sz w:val="18"/>
+                <w:b w:val="0"/>
+                <w:sz w:val="17"/>
               </w:rPr>
             </w:r>
             <w:r>
               <w:rPr>
                 <w:rFonts w:ascii="Microsoft YaHei" w:hAnsi="Microsoft YaHei" w:eastAsia="Microsoft YaHei"/>
                 <w:b w:val="0"/>
-                <w:sz w:val="18"/>
+                <w:sz w:val="17"/>
               </w:rPr>
               <w:t>v1.0 采用 REST + OpenAPI 作为外部和服务间主接口。API 网关负责鉴权、限流、路由和 traceId；复杂运营查询不直接拼装交易服务，而由运营分析读模型提供专用 REST 端点。</w:t>
             </w:r>
@@ -616,20 +630,21 @@
           </w:tcPr>
           <w:p>
             <w:pPr>
-              <w:spacing w:line="259" w:lineRule="auto" w:after="20"/>
+              <w:spacing w:line="240" w:lineRule="auto" w:after="0" w:before="0"/>
               <w:jc w:val="left"/>
             </w:pPr>
             <w:r>
               <w:rPr>
                 <w:rFonts w:ascii="Microsoft YaHei" w:hAnsi="Microsoft YaHei" w:eastAsia="Microsoft YaHei"/>
-                <w:sz w:val="18"/>
+                <w:b w:val="0"/>
+                <w:sz w:val="17"/>
               </w:rPr>
             </w:r>
             <w:r>
               <w:rPr>
                 <w:rFonts w:ascii="Microsoft YaHei" w:hAnsi="Microsoft YaHei" w:eastAsia="Microsoft YaHei"/>
                 <w:b w:val="0"/>
-                <w:sz w:val="18"/>
+                <w:sz w:val="17"/>
               </w:rPr>
               <w:t>Consequences</w:t>
             </w:r>
@@ -642,27 +657,29 @@
           </w:tcPr>
           <w:p>
             <w:pPr>
-              <w:spacing w:line="259" w:lineRule="auto" w:after="20"/>
+              <w:spacing w:line="240" w:lineRule="auto" w:after="0" w:before="0"/>
               <w:jc w:val="left"/>
             </w:pPr>
             <w:r>
               <w:rPr>
                 <w:rFonts w:ascii="Microsoft YaHei" w:hAnsi="Microsoft YaHei" w:eastAsia="Microsoft YaHei"/>
-                <w:sz w:val="18"/>
+                <w:b w:val="0"/>
+                <w:sz w:val="17"/>
               </w:rPr>
             </w:r>
             <w:r>
               <w:rPr>
                 <w:rFonts w:ascii="Microsoft YaHei" w:hAnsi="Microsoft YaHei" w:eastAsia="Microsoft YaHei"/>
                 <w:b w:val="0"/>
-                <w:sz w:val="18"/>
+                <w:sz w:val="17"/>
               </w:rPr>
               <w:t>正面：契约清晰、易测试、便于 Swagger/OpenAPI 工具链校验。</w:t>
             </w:r>
             <w:r>
               <w:rPr>
                 <w:rFonts w:ascii="Microsoft YaHei" w:hAnsi="Microsoft YaHei" w:eastAsia="Microsoft YaHei"/>
-                <w:sz w:val="18"/>
+                <w:b w:val="0"/>
+                <w:sz w:val="17"/>
               </w:rPr>
               <w:br/>
             </w:r>
@@ -670,14 +687,15 @@
               <w:rPr>
                 <w:rFonts w:ascii="Microsoft YaHei" w:hAnsi="Microsoft YaHei" w:eastAsia="Microsoft YaHei"/>
                 <w:b w:val="0"/>
-                <w:sz w:val="18"/>
+                <w:sz w:val="17"/>
               </w:rPr>
               <w:t>负面：部分页面可能需要多个端点或 BFF 聚合。</w:t>
             </w:r>
             <w:r>
               <w:rPr>
                 <w:rFonts w:ascii="Microsoft YaHei" w:hAnsi="Microsoft YaHei" w:eastAsia="Microsoft YaHei"/>
-                <w:sz w:val="18"/>
+                <w:b w:val="0"/>
+                <w:sz w:val="17"/>
               </w:rPr>
               <w:br/>
             </w:r>
@@ -685,7 +703,7 @@
               <w:rPr>
                 <w:rFonts w:ascii="Microsoft YaHei" w:hAnsi="Microsoft YaHei" w:eastAsia="Microsoft YaHei"/>
                 <w:b w:val="0"/>
-                <w:sz w:val="18"/>
+                <w:sz w:val="17"/>
               </w:rPr>
               <w:t>中性：未来可在 BFF 层引入 GraphQL，但不直接暴露核心交易服务。</w:t>
             </w:r>
@@ -700,20 +718,21 @@
           </w:tcPr>
           <w:p>
             <w:pPr>
-              <w:spacing w:line="259" w:lineRule="auto" w:after="20"/>
+              <w:spacing w:line="240" w:lineRule="auto" w:after="0" w:before="0"/>
               <w:jc w:val="left"/>
             </w:pPr>
             <w:r>
               <w:rPr>
                 <w:rFonts w:ascii="Microsoft YaHei" w:hAnsi="Microsoft YaHei" w:eastAsia="Microsoft YaHei"/>
-                <w:sz w:val="18"/>
+                <w:b w:val="0"/>
+                <w:sz w:val="17"/>
               </w:rPr>
             </w:r>
             <w:r>
               <w:rPr>
                 <w:rFonts w:ascii="Microsoft YaHei" w:hAnsi="Microsoft YaHei" w:eastAsia="Microsoft YaHei"/>
                 <w:b w:val="0"/>
-                <w:sz w:val="18"/>
+                <w:sz w:val="17"/>
               </w:rPr>
               <w:t>Alternatives Considered</w:t>
             </w:r>
@@ -726,27 +745,29 @@
           </w:tcPr>
           <w:p>
             <w:pPr>
-              <w:spacing w:line="259" w:lineRule="auto" w:after="20"/>
+              <w:spacing w:line="240" w:lineRule="auto" w:after="0" w:before="0"/>
               <w:jc w:val="left"/>
             </w:pPr>
             <w:r>
               <w:rPr>
                 <w:rFonts w:ascii="Microsoft YaHei" w:hAnsi="Microsoft YaHei" w:eastAsia="Microsoft YaHei"/>
-                <w:sz w:val="18"/>
+                <w:b w:val="0"/>
+                <w:sz w:val="17"/>
               </w:rPr>
             </w:r>
             <w:r>
               <w:rPr>
                 <w:rFonts w:ascii="Microsoft YaHei" w:hAnsi="Microsoft YaHei" w:eastAsia="Microsoft YaHei"/>
                 <w:b w:val="0"/>
-                <w:sz w:val="18"/>
+                <w:sz w:val="17"/>
               </w:rPr>
               <w:t>GraphQL 直连核心服务：字段治理和权限复杂，暂不采用。</w:t>
             </w:r>
             <w:r>
               <w:rPr>
                 <w:rFonts w:ascii="Microsoft YaHei" w:hAnsi="Microsoft YaHei" w:eastAsia="Microsoft YaHei"/>
-                <w:sz w:val="18"/>
+                <w:b w:val="0"/>
+                <w:sz w:val="17"/>
               </w:rPr>
               <w:br/>
             </w:r>
@@ -754,14 +775,15 @@
               <w:rPr>
                 <w:rFonts w:ascii="Microsoft YaHei" w:hAnsi="Microsoft YaHei" w:eastAsia="Microsoft YaHei"/>
                 <w:b w:val="0"/>
-                <w:sz w:val="18"/>
+                <w:sz w:val="17"/>
               </w:rPr>
               <w:t>gRPC 作为外部接口：浏览器和课程调试成本较高。</w:t>
             </w:r>
             <w:r>
               <w:rPr>
                 <w:rFonts w:ascii="Microsoft YaHei" w:hAnsi="Microsoft YaHei" w:eastAsia="Microsoft YaHei"/>
-                <w:sz w:val="18"/>
+                <w:b w:val="0"/>
+                <w:sz w:val="17"/>
               </w:rPr>
               <w:br/>
             </w:r>
@@ -769,7 +791,7 @@
               <w:rPr>
                 <w:rFonts w:ascii="Microsoft YaHei" w:hAnsi="Microsoft YaHei" w:eastAsia="Microsoft YaHei"/>
                 <w:b w:val="0"/>
-                <w:sz w:val="18"/>
+                <w:sz w:val="17"/>
               </w:rPr>
               <w:t>无契约先开发：会导致前后端联调和测试不可控。</w:t>
             </w:r>
@@ -784,20 +806,21 @@
           </w:tcPr>
           <w:p>
             <w:pPr>
-              <w:spacing w:line="259" w:lineRule="auto" w:after="20"/>
+              <w:spacing w:line="240" w:lineRule="auto" w:after="0" w:before="0"/>
               <w:jc w:val="left"/>
             </w:pPr>
             <w:r>
               <w:rPr>
                 <w:rFonts w:ascii="Microsoft YaHei" w:hAnsi="Microsoft YaHei" w:eastAsia="Microsoft YaHei"/>
-                <w:sz w:val="18"/>
+                <w:b w:val="0"/>
+                <w:sz w:val="17"/>
               </w:rPr>
             </w:r>
             <w:r>
               <w:rPr>
                 <w:rFonts w:ascii="Microsoft YaHei" w:hAnsi="Microsoft YaHei" w:eastAsia="Microsoft YaHei"/>
                 <w:b w:val="0"/>
-                <w:sz w:val="18"/>
+                <w:sz w:val="17"/>
               </w:rPr>
               <w:t>Implementation Notes</w:t>
             </w:r>
@@ -810,20 +833,21 @@
           </w:tcPr>
           <w:p>
             <w:pPr>
-              <w:spacing w:line="259" w:lineRule="auto" w:after="20"/>
+              <w:spacing w:line="240" w:lineRule="auto" w:after="0" w:before="0"/>
               <w:jc w:val="left"/>
             </w:pPr>
             <w:r>
               <w:rPr>
                 <w:rFonts w:ascii="Microsoft YaHei" w:hAnsi="Microsoft YaHei" w:eastAsia="Microsoft YaHei"/>
-                <w:sz w:val="18"/>
+                <w:b w:val="0"/>
+                <w:sz w:val="17"/>
               </w:rPr>
             </w:r>
             <w:r>
               <w:rPr>
                 <w:rFonts w:ascii="Microsoft YaHei" w:hAnsi="Microsoft YaHei" w:eastAsia="Microsoft YaHei"/>
                 <w:b w:val="0"/>
-                <w:sz w:val="18"/>
+                <w:sz w:val="17"/>
               </w:rPr>
               <w:t>D2-5 维护 reservation-service.yaml 与 member-service.yaml；所有写接口携带 Idempotency-Key 和 X-Trace-Id；错误响应统一引用 common/error-response.yaml。</w:t>
             </w:r>
@@ -838,20 +862,21 @@
           </w:tcPr>
           <w:p>
             <w:pPr>
-              <w:spacing w:line="259" w:lineRule="auto" w:after="20"/>
+              <w:spacing w:line="240" w:lineRule="auto" w:after="0" w:before="0"/>
               <w:jc w:val="left"/>
             </w:pPr>
             <w:r>
               <w:rPr>
                 <w:rFonts w:ascii="Microsoft YaHei" w:hAnsi="Microsoft YaHei" w:eastAsia="Microsoft YaHei"/>
-                <w:sz w:val="18"/>
+                <w:b w:val="0"/>
+                <w:sz w:val="17"/>
               </w:rPr>
             </w:r>
             <w:r>
               <w:rPr>
                 <w:rFonts w:ascii="Microsoft YaHei" w:hAnsi="Microsoft YaHei" w:eastAsia="Microsoft YaHei"/>
                 <w:b w:val="0"/>
-                <w:sz w:val="18"/>
+                <w:sz w:val="17"/>
               </w:rPr>
               <w:t>References</w:t>
             </w:r>
@@ -864,20 +889,21 @@
           </w:tcPr>
           <w:p>
             <w:pPr>
-              <w:spacing w:line="259" w:lineRule="auto" w:after="20"/>
+              <w:spacing w:line="240" w:lineRule="auto" w:after="0" w:before="0"/>
               <w:jc w:val="left"/>
             </w:pPr>
             <w:r>
               <w:rPr>
                 <w:rFonts w:ascii="Microsoft YaHei" w:hAnsi="Microsoft YaHei" w:eastAsia="Microsoft YaHei"/>
-                <w:sz w:val="18"/>
+                <w:b w:val="0"/>
+                <w:sz w:val="17"/>
               </w:rPr>
             </w:r>
             <w:r>
               <w:rPr>
                 <w:rFonts w:ascii="Microsoft YaHei" w:hAnsi="Microsoft YaHei" w:eastAsia="Microsoft YaHei"/>
                 <w:b w:val="0"/>
-                <w:sz w:val="18"/>
+                <w:sz w:val="17"/>
               </w:rPr>
               <w:t>D2-5 OpenAPI；ADR-0006。</w:t>
             </w:r>
@@ -885,9 +911,262 @@
         </w:tc>
       </w:tr>
     </w:tbl>
+    <w:p>
+      <w:pPr>
+        <w:spacing w:line="240" w:lineRule="auto" w:after="0" w:before="0"/>
+      </w:pPr>
+      <w:r>
+        <w:rPr>
+          <w:rFonts w:ascii="Microsoft YaHei" w:hAnsi="Microsoft YaHei" w:eastAsia="Microsoft YaHei"/>
+          <w:b w:val="0"/>
+          <w:sz w:val="18"/>
+        </w:rPr>
+      </w:r>
+      <w:r>
+        <w:rPr>
+          <w:rFonts w:ascii="Microsoft YaHei" w:hAnsi="Microsoft YaHei" w:eastAsia="Microsoft YaHei"/>
+          <w:b/>
+          <w:color w:val="007046"/>
+          <w:sz w:val="18"/>
+        </w:rPr>
+        <w:t>补充评审说明</w:t>
+      </w:r>
+    </w:p>
+    <w:tbl>
+      <w:tblPr>
+        <w:tblStyle w:val="TableGrid"/>
+        <w:tblW w:type="auto" w:w="0"/>
+        <w:jc w:val="center"/>
+        <w:tblLook w:firstColumn="1" w:firstRow="1" w:lastColumn="0" w:lastRow="0" w:noHBand="0" w:noVBand="1" w:val="04A0"/>
+      </w:tblPr>
+      <w:tblGrid>
+        <w:gridCol w:w="4873"/>
+        <w:gridCol w:w="4873"/>
+      </w:tblGrid>
+      <w:tr>
+        <w:tc>
+          <w:tcPr>
+            <w:tcW w:type="dxa" w:w="4873"/>
+            <w:vAlign w:val="center"/>
+            <w:shd w:fill="EAF6EF"/>
+          </w:tcPr>
+          <w:p>
+            <w:pPr>
+              <w:spacing w:line="240" w:lineRule="auto" w:after="0" w:before="0"/>
+            </w:pPr>
+            <w:r>
+              <w:rPr>
+                <w:rFonts w:ascii="Microsoft YaHei" w:hAnsi="Microsoft YaHei" w:eastAsia="Microsoft YaHei"/>
+                <w:b w:val="0"/>
+                <w:sz w:val="17"/>
+              </w:rPr>
+            </w:r>
+            <w:r>
+              <w:rPr>
+                <w:rFonts w:ascii="Microsoft YaHei" w:hAnsi="Microsoft YaHei" w:eastAsia="Microsoft YaHei"/>
+                <w:b/>
+                <w:color w:val="007046"/>
+                <w:sz w:val="17"/>
+              </w:rPr>
+              <w:t>补充项</w:t>
+            </w:r>
+          </w:p>
+        </w:tc>
+        <w:tc>
+          <w:tcPr>
+            <w:tcW w:type="dxa" w:w="4873"/>
+            <w:vAlign w:val="center"/>
+            <w:shd w:fill="EAF6EF"/>
+          </w:tcPr>
+          <w:p>
+            <w:pPr>
+              <w:spacing w:line="240" w:lineRule="auto" w:after="0" w:before="0"/>
+            </w:pPr>
+            <w:r>
+              <w:rPr>
+                <w:rFonts w:ascii="Microsoft YaHei" w:hAnsi="Microsoft YaHei" w:eastAsia="Microsoft YaHei"/>
+                <w:b w:val="0"/>
+                <w:sz w:val="17"/>
+              </w:rPr>
+            </w:r>
+            <w:r>
+              <w:rPr>
+                <w:rFonts w:ascii="Microsoft YaHei" w:hAnsi="Microsoft YaHei" w:eastAsia="Microsoft YaHei"/>
+                <w:b/>
+                <w:color w:val="007046"/>
+                <w:sz w:val="17"/>
+              </w:rPr>
+              <w:t>说明</w:t>
+            </w:r>
+          </w:p>
+        </w:tc>
+      </w:tr>
+      <w:tr>
+        <w:tc>
+          <w:tcPr>
+            <w:tcW w:type="dxa" w:w="4873"/>
+            <w:vAlign w:val="center"/>
+          </w:tcPr>
+          <w:p>
+            <w:pPr>
+              <w:spacing w:line="240" w:lineRule="auto" w:after="0" w:before="0"/>
+            </w:pPr>
+            <w:r>
+              <w:rPr>
+                <w:rFonts w:ascii="Microsoft YaHei" w:hAnsi="Microsoft YaHei" w:eastAsia="Microsoft YaHei"/>
+                <w:b w:val="0"/>
+                <w:sz w:val="17"/>
+              </w:rPr>
+            </w:r>
+            <w:r>
+              <w:rPr>
+                <w:rFonts w:ascii="Microsoft YaHei" w:hAnsi="Microsoft YaHei" w:eastAsia="Microsoft YaHei"/>
+                <w:b w:val="0"/>
+                <w:sz w:val="17"/>
+              </w:rPr>
+              <w:t>Rationale</w:t>
+            </w:r>
+          </w:p>
+        </w:tc>
+        <w:tc>
+          <w:tcPr>
+            <w:tcW w:type="dxa" w:w="4873"/>
+            <w:vAlign w:val="center"/>
+          </w:tcPr>
+          <w:p>
+            <w:pPr>
+              <w:spacing w:line="240" w:lineRule="auto" w:after="0" w:before="0"/>
+            </w:pPr>
+            <w:r>
+              <w:rPr>
+                <w:rFonts w:ascii="Microsoft YaHei" w:hAnsi="Microsoft YaHei" w:eastAsia="Microsoft YaHei"/>
+                <w:b w:val="0"/>
+                <w:sz w:val="17"/>
+              </w:rPr>
+            </w:r>
+            <w:r>
+              <w:rPr>
+                <w:rFonts w:ascii="Microsoft YaHei" w:hAnsi="Microsoft YaHei" w:eastAsia="Microsoft YaHei"/>
+                <w:b w:val="0"/>
+                <w:sz w:val="17"/>
+              </w:rPr>
+              <w:t>课程交付强调可读、可评审、可测试的接口契约。REST 更适合围绕资源和状态机说明预约、会员、支付和通知的边界，聚合查询则由读模型承担。</w:t>
+            </w:r>
+          </w:p>
+        </w:tc>
+      </w:tr>
+      <w:tr>
+        <w:tc>
+          <w:tcPr>
+            <w:tcW w:type="dxa" w:w="4873"/>
+            <w:vAlign w:val="center"/>
+          </w:tcPr>
+          <w:p>
+            <w:pPr>
+              <w:spacing w:line="240" w:lineRule="auto" w:after="0" w:before="0"/>
+            </w:pPr>
+            <w:r>
+              <w:rPr>
+                <w:rFonts w:ascii="Microsoft YaHei" w:hAnsi="Microsoft YaHei" w:eastAsia="Microsoft YaHei"/>
+                <w:b w:val="0"/>
+                <w:sz w:val="17"/>
+              </w:rPr>
+            </w:r>
+            <w:r>
+              <w:rPr>
+                <w:rFonts w:ascii="Microsoft YaHei" w:hAnsi="Microsoft YaHei" w:eastAsia="Microsoft YaHei"/>
+                <w:b w:val="0"/>
+                <w:sz w:val="17"/>
+              </w:rPr>
+              <w:t>Quality Attribute Link</w:t>
+            </w:r>
+          </w:p>
+        </w:tc>
+        <w:tc>
+          <w:tcPr>
+            <w:tcW w:type="dxa" w:w="4873"/>
+            <w:vAlign w:val="center"/>
+          </w:tcPr>
+          <w:p>
+            <w:pPr>
+              <w:spacing w:line="240" w:lineRule="auto" w:after="0" w:before="0"/>
+            </w:pPr>
+            <w:r>
+              <w:rPr>
+                <w:rFonts w:ascii="Microsoft YaHei" w:hAnsi="Microsoft YaHei" w:eastAsia="Microsoft YaHei"/>
+                <w:b w:val="0"/>
+                <w:sz w:val="17"/>
+              </w:rPr>
+            </w:r>
+            <w:r>
+              <w:rPr>
+                <w:rFonts w:ascii="Microsoft YaHei" w:hAnsi="Microsoft YaHei" w:eastAsia="Microsoft YaHei"/>
+                <w:b w:val="0"/>
+                <w:sz w:val="17"/>
+              </w:rPr>
+              <w:t>可维护性与安全性：OpenAPI 能明确鉴权、错误码、幂等键、分页和脱敏字段。</w:t>
+            </w:r>
+          </w:p>
+        </w:tc>
+      </w:tr>
+      <w:tr>
+        <w:tc>
+          <w:tcPr>
+            <w:tcW w:type="dxa" w:w="4873"/>
+            <w:vAlign w:val="center"/>
+          </w:tcPr>
+          <w:p>
+            <w:pPr>
+              <w:spacing w:line="240" w:lineRule="auto" w:after="0" w:before="0"/>
+            </w:pPr>
+            <w:r>
+              <w:rPr>
+                <w:rFonts w:ascii="Microsoft YaHei" w:hAnsi="Microsoft YaHei" w:eastAsia="Microsoft YaHei"/>
+                <w:b w:val="0"/>
+                <w:sz w:val="17"/>
+              </w:rPr>
+            </w:r>
+            <w:r>
+              <w:rPr>
+                <w:rFonts w:ascii="Microsoft YaHei" w:hAnsi="Microsoft YaHei" w:eastAsia="Microsoft YaHei"/>
+                <w:b w:val="0"/>
+                <w:sz w:val="17"/>
+              </w:rPr>
+              <w:t>Review Trigger</w:t>
+            </w:r>
+          </w:p>
+        </w:tc>
+        <w:tc>
+          <w:tcPr>
+            <w:tcW w:type="dxa" w:w="4873"/>
+            <w:vAlign w:val="center"/>
+          </w:tcPr>
+          <w:p>
+            <w:pPr>
+              <w:spacing w:line="240" w:lineRule="auto" w:after="0" w:before="0"/>
+            </w:pPr>
+            <w:r>
+              <w:rPr>
+                <w:rFonts w:ascii="Microsoft YaHei" w:hAnsi="Microsoft YaHei" w:eastAsia="Microsoft YaHei"/>
+                <w:b w:val="0"/>
+                <w:sz w:val="17"/>
+              </w:rPr>
+            </w:r>
+            <w:r>
+              <w:rPr>
+                <w:rFonts w:ascii="Microsoft YaHei" w:hAnsi="Microsoft YaHei" w:eastAsia="Microsoft YaHei"/>
+                <w:b w:val="0"/>
+                <w:sz w:val="17"/>
+              </w:rPr>
+              <w:t>当客户端出现大量跨服务拼装或过多往返请求时，应先补充读模型和聚合端点，再评估 GraphQL。</w:t>
+            </w:r>
+          </w:p>
+        </w:tc>
+      </w:tr>
+    </w:tbl>
     <w:sectPr>
       <w:pgSz w:w="12240" w:h="15840"/>
-      <w:pgMar w:top="1134" w:right="1247" w:bottom="1134" w:left="1247" w:header="720" w:footer="720" w:gutter="0"/>
+      <w:pgMar w:top="792" w:right="936" w:bottom="792" w:left="936" w:header="720" w:footer="720" w:gutter="0"/>
       <w:cols w:space="720"/>
       <w:docGrid w:linePitch="360"/>
     </w:sectPr>
